--- a/documentation/Embedded_Firmware_Code_Documentation.docx
+++ b/documentation/Embedded_Firmware_Code_Documentation.docx
@@ -3221,7 +3221,7 @@
           <w:i w:val="0"/>
           <w:sz w:val="22"/>
         </w:rPr>
-        <w:t>File size: 1591 lines | Language: Python 3</w:t>
+        <w:t>File size: 1671 lines | Language: Python 3</w:t>
       </w:r>
     </w:p>
     <w:p/>
@@ -4331,6 +4331,8 @@
         <w:br/>
         <w:t xml:space="preserve">    last_audio_confirm_frame: int = 0</w:t>
         <w:br/>
+        <w:t xml:space="preserve">    last_audio_confirm_time: float = 0.0</w:t>
+        <w:br/>
         <w:br/>
         <w:br/>
         <w:t>@dataclass</w:t>
@@ -4537,10 +4539,26 @@
         <w:br/>
         <w:t xml:space="preserve">        track = self.object_tracks[best_tid]</w:t>
         <w:br/>
-        <w:t xml:space="preserve">        track.box = raw.xyxy</w:t>
-        <w:br/>
         <w:t xml:space="preserve">        if raw.fresh:</w:t>
         <w:br/>
+        <w:t xml:space="preserve">            smooth_alpha = min(1.0, max(0.05, float(getattr(args, "track_smooth_alpha", 0.55))))</w:t>
+        <w:br/>
+        <w:t xml:space="preserve">            px1, py1, px2, py2 = track.box</w:t>
+        <w:br/>
+        <w:t xml:space="preserve">            x1, y1, x2, y2 = raw.xyxy</w:t>
+        <w:br/>
+        <w:t xml:space="preserve">            track.box = (</w:t>
+        <w:br/>
+        <w:t xml:space="preserve">                px1 * (1.0 - smooth_alpha) + x1 * smooth_alpha,</w:t>
+        <w:br/>
+        <w:t xml:space="preserve">                py1 * (1.0 - smooth_alpha) + y1 * smooth_alpha,</w:t>
+        <w:br/>
+        <w:t xml:space="preserve">                px2 * (1.0 - smooth_alpha) + x2 * smooth_alpha,</w:t>
+        <w:br/>
+        <w:t xml:space="preserve">                py2 * (1.0 - smooth_alpha) + y2 * smooth_alpha,</w:t>
+        <w:br/>
+        <w:t xml:space="preserve">            )</w:t>
+        <w:br/>
         <w:t xml:space="preserve">            track.last_seen_time = now</w:t>
         <w:br/>
         <w:t xml:space="preserve">            track.last_seen_frame = self.frame_index</w:t>
@@ -4551,6 +4569,10 @@
         <w:br/>
         <w:t xml:space="preserve">            self.track_last_seen_frame[best_tid] = self.frame_index</w:t>
         <w:br/>
+        <w:t xml:space="preserve">        elif track.hits &lt;= 0:</w:t>
+        <w:br/>
+        <w:t xml:space="preserve">            track.box = raw.xyxy</w:t>
+        <w:br/>
         <w:t xml:space="preserve">        return best_tid</w:t>
         <w:br/>
         <w:br/>
@@ -4919,6 +4941,8 @@
         <w:br/>
         <w:t xml:space="preserve">        tile_cache_ttl = max(0.1, float(getattr(args, "tile_cache_ttl", 0.75)))</w:t>
         <w:br/>
+        <w:t xml:space="preserve">        tile_cache_sweeps = max(0.0, float(getattr(args, "tile_cache_sweeps", 1.5)))</w:t>
+        <w:br/>
         <w:t xml:space="preserve">        roi = getattr(args, "tile_roi", "full")</w:t>
         <w:br/>
         <w:t xml:space="preserve">        scan_order = getattr(args, "tile_scan_order", "center")</w:t>
@@ -5090,9 +5114,17 @@
         <w:br/>
         <w:t xml:space="preserve">            stale_keys = []</w:t>
         <w:br/>
+        <w:t xml:space="preserve">            effective_cache_ttl = tile_cache_ttl</w:t>
+        <w:br/>
+        <w:t xml:space="preserve">            if self._tiles_per_sec &gt; 0.1 and self._tiles:</w:t>
+        <w:br/>
+        <w:t xml:space="preserve">                sweep_sec = len(self._tiles) / self._tiles_per_sec</w:t>
+        <w:br/>
+        <w:t xml:space="preserve">                effective_cache_ttl = max(tile_cache_ttl, sweep_sec * tile_cache_sweeps)</w:t>
+        <w:br/>
         <w:t xml:space="preserve">            for key, (ts, dets) in self._tile_cache.items():</w:t>
         <w:br/>
-        <w:t xml:space="preserve">                if now - ts &lt;= tile_cache_ttl:</w:t>
+        <w:t xml:space="preserve">                if now - ts &lt;= effective_cache_ttl:</w:t>
         <w:br/>
         <w:t xml:space="preserve">                    is_fresh = key in processed_keys</w:t>
         <w:br/>
@@ -5561,6 +5593,24 @@
         <w:t xml:space="preserve">        return [], tile_count</w:t>
         <w:br/>
         <w:br/>
+        <w:t xml:space="preserve">    def proposal_rank(raw: RawDetection) -&gt; tuple[bool, bool, float, float]:</w:t>
+        <w:br/>
+        <w:t xml:space="preserve">        x1, y1, x2, y2 = raw.xyxy</w:t>
+        <w:br/>
+        <w:t xml:space="preserve">        area_frac = max(0.0, (x2 - x1) * (y2 - y1)) / max(1.0, frame_w * frame_h)</w:t>
+        <w:br/>
+        <w:t xml:space="preserve">        return (raw.fresh, raw.source == "full", raw.conf, min(area_frac, 0.10))</w:t>
+        <w:br/>
+        <w:br/>
+        <w:t xml:space="preserve">    merged_raw.sort(key=proposal_rank, reverse=True)</w:t>
+        <w:br/>
+        <w:t xml:space="preserve">    max_proposals = max(0, int(getattr(args, "max_proposals", 8)))</w:t>
+        <w:br/>
+        <w:t xml:space="preserve">    if max_proposals &gt; 0:</w:t>
+        <w:br/>
+        <w:t xml:space="preserve">        merged_raw = merged_raw[:max_proposals]</w:t>
+        <w:br/>
+        <w:br/>
         <w:t xml:space="preserve">    # --- Build metadata + classify ---</w:t>
         <w:br/>
         <w:t xml:space="preserve">    # Use one lightweight tracker for both full-frame and tile proposals. The</w:t>
@@ -5578,21 +5628,26 @@
         <w:br/>
         <w:t xml:space="preserve">    for raw in merged_raw:</w:t>
         <w:br/>
-        <w:t xml:space="preserve">        xyxy = raw.xyxy</w:t>
+        <w:t xml:space="preserve">        det_name = raw.cls_name</w:t>
+        <w:br/>
+        <w:br/>
+        <w:t xml:space="preserve">        track_id = state.assign_track(raw, frame_w, frame_h, now, args)</w:t>
+        <w:br/>
+        <w:t xml:space="preserve">        track = state.object_tracks.get(track_id)</w:t>
+        <w:br/>
+        <w:t xml:space="preserve">        xyxy = track.box if track is not None else raw.xyxy</w:t>
         <w:br/>
         <w:t xml:space="preserve">        crop = crop_xyxy(frame, xyxy, args.crop_pad, args.min_crop_side)</w:t>
         <w:br/>
         <w:t xml:space="preserve">        if crop is None:</w:t>
         <w:br/>
+        <w:t xml:space="preserve">            crop = crop_xyxy(frame, raw.xyxy, args.crop_pad, args.min_crop_side)</w:t>
+        <w:br/>
+        <w:t xml:space="preserve">        if crop is None:</w:t>
+        <w:br/>
         <w:t xml:space="preserve">            continue</w:t>
         <w:br/>
         <w:br/>
-        <w:t xml:space="preserve">        det_name = raw.cls_name</w:t>
-        <w:br/>
-        <w:br/>
-        <w:t xml:space="preserve">        track_id = state.assign_track(raw, frame_w, frame_h, now, args)</w:t>
-        <w:br/>
-        <w:br/>
         <w:t xml:space="preserve">        cache_key = f"{det_name}:{track_id}"</w:t>
         <w:br/>
         <w:br/>
@@ -5600,7 +5655,9 @@
         <w:br/>
         <w:t xml:space="preserve">        audio_verify = bool(getattr(args, "audio_reclassify_fresh", True)) and raw.fresh</w:t>
         <w:br/>
-        <w:t xml:space="preserve">        if cls_cached is None or audio_verify or should_refresh(cls_cached[0], state.frame_index, args.classify_every):</w:t>
+        <w:t xml:space="preserve">        refresh_due = cls_cached is not None and should_refresh(cls_cached[0], state.frame_index, args.classify_every)</w:t>
+        <w:br/>
+        <w:t xml:space="preserve">        if raw.fresh and (cls_cached is None or audio_verify or refresh_due):</w:t>
         <w:br/>
         <w:t xml:space="preserve">            pending_cls.append((len(metadata), crop))</w:t>
         <w:br/>
@@ -5628,6 +5685,26 @@
         <w:br/>
         <w:t xml:space="preserve">    if pending_cls:</w:t>
         <w:br/>
+        <w:t xml:space="preserve">        max_classify = max(0, int(getattr(args, "max_classify_per_cycle", 3)))</w:t>
+        <w:br/>
+        <w:t xml:space="preserve">        pending_cls.sort(</w:t>
+        <w:br/>
+        <w:t xml:space="preserve">            key=lambda item: (</w:t>
+        <w:br/>
+        <w:t xml:space="preserve">                bool(metadata[item[0]]["fresh"]),</w:t>
+        <w:br/>
+        <w:t xml:space="preserve">                float(metadata[item[0]]["det_conf"]),</w:t>
+        <w:br/>
+        <w:t xml:space="preserve">            ),</w:t>
+        <w:br/>
+        <w:t xml:space="preserve">            reverse=True,</w:t>
+        <w:br/>
+        <w:t xml:space="preserve">        )</w:t>
+        <w:br/>
+        <w:t xml:space="preserve">        if max_classify &gt; 0:</w:t>
+        <w:br/>
+        <w:t xml:space="preserve">            pending_cls = pending_cls[:max_classify]</w:t>
+        <w:br/>
         <w:t xml:space="preserve">        # Run sequentially on NCNN classifier to avoid the batch size &gt; 1 IndexError bug</w:t>
         <w:br/>
         <w:t xml:space="preserve">        cls_results = classify_crops(classifier, [c for _, c in pending_cls], args.cls_imgsz, "cpu", infer_lock)</w:t>
@@ -5916,6 +5993,10 @@
         <w:br/>
         <w:t xml:space="preserve">                        help="Seconds to keep per-tile detections while the rolling sweep refreshes.")</w:t>
         <w:br/>
+        <w:t xml:space="preserve">    parser.add_argument("--tile-cache-sweeps", type=float, default=1.5,</w:t>
+        <w:br/>
+        <w:t xml:space="preserve">                        help="Keep tile detections for at least this many measured tile sweeps to avoid gaps between refreshes.")</w:t>
+        <w:br/>
         <w:t xml:space="preserve">    parser.add_argument("--tile-clahe", action="store_true", help="Enable tile CLAHE; improves some low-light scenes but costs FPS")</w:t>
         <w:br/>
         <w:t xml:space="preserve">    parser.add_argument("--tile-min-box", type=int, default=6)</w:t>
@@ -5932,6 +6013,14 @@
         <w:br/>
         <w:t xml:space="preserve">    parser.add_argument("--max-det", type=int, default=20)</w:t>
         <w:br/>
+        <w:t xml:space="preserve">    parser.add_argument("--max-proposals", type=int, default=8,</w:t>
+        <w:br/>
+        <w:t xml:space="preserve">                        help="Max merged proposals to track/classify each inference cycle. 0 disables this cap.")</w:t>
+        <w:br/>
+        <w:t xml:space="preserve">    parser.add_argument("--max-classify-per-cycle", type=int, default=3,</w:t>
+        <w:br/>
+        <w:t xml:space="preserve">                        help="Max crop classifications per inference cycle. 0 disables this cap.")</w:t>
+        <w:br/>
         <w:t xml:space="preserve">    parser.add_argument("--classify-every", type=int, default=3)</w:t>
         <w:br/>
         <w:t xml:space="preserve">    parser.add_argument("--tracker", default="bytetrack.yaml", help="Legacy option; runtime uses the built-in lightweight tracker")</w:t>
@@ -5958,6 +6047,10 @@
         <w:br/>
         <w:t xml:space="preserve">                        help="Center-distance fallback for matching fast moving signs across frames.")</w:t>
         <w:br/>
+        <w:t xml:space="preserve">    parser.add_argument("--track-smooth-alpha", type=float, default=0.55,</w:t>
+        <w:br/>
+        <w:t xml:space="preserve">                        help="EMA alpha for stable display/classification boxes. Lower is smoother; higher follows motion faster.")</w:t>
+        <w:br/>
         <w:t xml:space="preserve">    parser.add_argument("--main-every", type=int, default=5,</w:t>
         <w:br/>
         <w:t xml:space="preserve">                        help="Run full-frame detector every N display frames. 0 disables full-frame detector.")</w:t>
@@ -6000,6 +6093,10 @@
         <w:br/>
         <w:t xml:space="preserve">                        help="Minimum fresh detector+classifier confirmations before audio can fire.")</w:t>
         <w:br/>
+        <w:t xml:space="preserve">    parser.add_argument("--audio-confirm-gap", type=float, default=1.5,</w:t>
+        <w:br/>
+        <w:t xml:space="preserve">                        help="Max seconds between fresh audio-grade confirmations before the audio confirmation streak resets.")</w:t>
+        <w:br/>
         <w:t xml:space="preserve">    parser.add_argument("--audio-reclassify-fresh", action=argparse.BooleanOptionalAction, default=True,</w:t>
         <w:br/>
         <w:t xml:space="preserve">                        help="Re-run classifier for fresh detections until audio is confirmed.")</w:t>
@@ -6008,6 +6105,18 @@
         <w:br/>
         <w:t xml:space="preserve">                        help="Minimum classifier confidence required for audio announcement.")</w:t>
         <w:br/>
+        <w:t xml:space="preserve">    parser.add_argument("--audio-det-gate", type=float, default=0.35,</w:t>
+        <w:br/>
+        <w:t xml:space="preserve">                        help="Minimum detector confidence required for audio announcement.")</w:t>
+        <w:br/>
+        <w:t xml:space="preserve">    parser.add_argument("--audio-strong-cls-gate", type=float, default=0.97,</w:t>
+        <w:br/>
+        <w:t xml:space="preserve">                        help="Classifier confidence that counts as a strong audio confirmation.")</w:t>
+        <w:br/>
+        <w:t xml:space="preserve">    parser.add_argument("--audio-strong-det-gate", type=float, default=0.55,</w:t>
+        <w:br/>
+        <w:t xml:space="preserve">                        help="Detector confidence that counts as a strong audio confirmation.")</w:t>
+        <w:br/>
         <w:t xml:space="preserve">    parser.add_argument("--ir-gpio", type=int, default=None, help="GPIO pin to control IR sensors / LEDs (e.g. 18)")</w:t>
         <w:br/>
         <w:t xml:space="preserve">    parser.add_argument("--display", choices=["window", "none"], default="window")</w:t>
@@ -6332,11 +6441,17 @@
         <w:br/>
         <w:t xml:space="preserve">                        persisted_time = time.monotonic()</w:t>
         <w:br/>
-        <w:t xml:space="preserve">                    elif result_age &lt;= args.result_ttl:</w:t>
-        <w:br/>
-        <w:t xml:space="preserve">                        # Inference ran but found nothing on this frame → still trust it briefly</w:t>
-        <w:br/>
-        <w:t xml:space="preserve">                        persisted_detections = []</w:t>
+        <w:t xml:space="preserve">                    elif result_age &lt;= args.result_ttl and persisted_detections:</w:t>
+        <w:br/>
+        <w:t xml:space="preserve">                        persisted_detections = [</w:t>
+        <w:br/>
+        <w:t xml:space="preserve">                            replace(det, fresh=False, classifier_fresh=False)</w:t>
+        <w:br/>
+        <w:t xml:space="preserve">                            for det in persisted_detections</w:t>
+        <w:br/>
+        <w:t xml:space="preserve">                        ]</w:t>
+        <w:br/>
+        <w:t xml:space="preserve">                    elif result_age &lt;= args.result_ttl and not persisted_detections:</w:t>
         <w:br/>
         <w:t xml:space="preserve">                        persisted_tile_count = 0</w:t>
         <w:br/>
@@ -6364,6 +6479,19 @@
         <w:br/>
         <w:t xml:space="preserve">                if new_infer:</w:t>
         <w:br/>
+        <w:t xml:space="preserve">                    audio_stability = max(1, int(getattr(args, "audio_stability", 3)))</w:t>
+        <w:br/>
+        <w:t xml:space="preserve">                    audio_cls_gate = float(getattr(args, "audio_cls_gate", 0.85))</w:t>
+        <w:br/>
+        <w:t xml:space="preserve">                    audio_det_gate = float(getattr(args, "audio_det_gate", 0.35))</w:t>
+        <w:br/>
+        <w:t xml:space="preserve">                    audio_confirm_gap = max(0.1, float(getattr(args, "audio_confirm_gap", 1.5)))</w:t>
+        <w:br/>
+        <w:t xml:space="preserve">                    audio_strong_cls_gate = float(getattr(args, "audio_strong_cls_gate", 0.97))</w:t>
+        <w:br/>
+        <w:t xml:space="preserve">                    audio_strong_det_gate = float(getattr(args, "audio_strong_det_gate", 0.55))</w:t>
+        <w:br/>
+        <w:br/>
         <w:t xml:space="preserve">                    # Track lifecycle &amp; updates</w:t>
         <w:br/>
         <w:t xml:space="preserve">                    for det in detections:</w:t>
@@ -6380,18 +6508,48 @@
         <w:br/>
         <w:t xml:space="preserve">                            if track is not None and det.classifier_fresh and track.last_audio_confirm_frame != state.frame_index:</w:t>
         <w:br/>
-        <w:t xml:space="preserve">                                if track.audio_class_name == det.classifier_name:</w:t>
-        <w:br/>
-        <w:t xml:space="preserve">                                    track.audio_confirmations += 1</w:t>
+        <w:t xml:space="preserve">                                sample_is_audio_grade = (</w:t>
+        <w:br/>
+        <w:t xml:space="preserve">                                    det.classifier_conf &gt;= audio_cls_gate</w:t>
+        <w:br/>
+        <w:t xml:space="preserve">                                    and det.detector_conf &gt;= audio_det_gate</w:t>
+        <w:br/>
+        <w:t xml:space="preserve">                                )</w:t>
+        <w:br/>
+        <w:t xml:space="preserve">                                if not sample_is_audio_grade:</w:t>
+        <w:br/>
+        <w:t xml:space="preserve">                                    continue</w:t>
+        <w:br/>
+        <w:t xml:space="preserve">                                confirm_weight = 2 if (</w:t>
+        <w:br/>
+        <w:t xml:space="preserve">                                    det.classifier_conf &gt;= audio_strong_cls_gate</w:t>
+        <w:br/>
+        <w:t xml:space="preserve">                                    and det.detector_conf &gt;= audio_strong_det_gate</w:t>
+        <w:br/>
+        <w:t xml:space="preserve">                                ) else 1</w:t>
+        <w:br/>
+        <w:t xml:space="preserve">                                confirm_gap = (</w:t>
+        <w:br/>
+        <w:t xml:space="preserve">                                    track.last_audio_confirm_time &gt; 0.0</w:t>
+        <w:br/>
+        <w:t xml:space="preserve">                                    and time.monotonic() - track.last_audio_confirm_time &gt; audio_confirm_gap</w:t>
+        <w:br/>
+        <w:t xml:space="preserve">                                )</w:t>
+        <w:br/>
+        <w:t xml:space="preserve">                                if track.audio_class_name == det.classifier_name and not confirm_gap:</w:t>
+        <w:br/>
+        <w:t xml:space="preserve">                                    track.audio_confirmations += confirm_weight</w:t>
         <w:br/>
         <w:t xml:space="preserve">                                else:</w:t>
         <w:br/>
         <w:t xml:space="preserve">                                    track.audio_class_name = det.classifier_name</w:t>
         <w:br/>
-        <w:t xml:space="preserve">                                    track.audio_confirmations = 1</w:t>
+        <w:t xml:space="preserve">                                    track.audio_confirmations = confirm_weight</w:t>
         <w:br/>
         <w:t xml:space="preserve">                                track.last_audio_confirm_frame = state.frame_index</w:t>
         <w:br/>
+        <w:t xml:space="preserve">                                track.last_audio_confirm_time = time.monotonic()</w:t>
+        <w:br/>
         <w:t xml:space="preserve">                                </w:t>
         <w:br/>
         <w:t xml:space="preserve">                    # Purge stale tracks</w:t>
@@ -6419,10 +6577,6 @@
         <w:br/>
         <w:t xml:space="preserve">                    # Find candidates for audio trigger</w:t>
         <w:br/>
-        <w:t xml:space="preserve">                    audio_stability = getattr(args, "audio_stability", 3)</w:t>
-        <w:br/>
-        <w:t xml:space="preserve">                    audio_cls_gate = getattr(args, "audio_cls_gate", 0.85)</w:t>
-        <w:br/>
         <w:t xml:space="preserve">                    candidates = []</w:t>
         <w:br/>
         <w:t xml:space="preserve">                    for det in detections:</w:t>
@@ -6456,6 +6610,10 @@
         <w:t xml:space="preserve">                                    continue</w:t>
         <w:br/>
         <w:t xml:space="preserve">                                if det.classifier_conf &lt; audio_cls_gate:</w:t>
+        <w:br/>
+        <w:t xml:space="preserve">                                    continue</w:t>
+        <w:br/>
+        <w:t xml:space="preserve">                                if det.detector_conf &lt; audio_det_gate:</w:t>
         <w:br/>
         <w:t xml:space="preserve">                                    continue</w:t>
         <w:br/>
@@ -8051,7 +8209,7 @@
         <w:br/>
         <w:t xml:space="preserve">    --threads 3 \</w:t>
         <w:br/>
-        <w:t xml:space="preserve">    --main-every 1 \</w:t>
+        <w:t xml:space="preserve">    --main-every 6 \</w:t>
         <w:br/>
         <w:t xml:space="preserve">    --result-ttl 2.0 \</w:t>
         <w:br/>
@@ -8059,23 +8217,47 @@
         <w:br/>
         <w:t xml:space="preserve">    --tile-budget 1 \</w:t>
         <w:br/>
-        <w:t xml:space="preserve">    --tile-cache-ttl 0.65 \</w:t>
+        <w:t xml:space="preserve">    --tile-cache-ttl 2.5 \</w:t>
+        <w:br/>
+        <w:t xml:space="preserve">    --tile-cache-sweeps 1.5 \</w:t>
         <w:br/>
         <w:t xml:space="preserve">    --tile-scan-order center \</w:t>
         <w:br/>
-        <w:t xml:space="preserve">    --tile-priority-every 4 \</w:t>
-        <w:br/>
-        <w:t xml:space="preserve">    --det-conf 0.30 \</w:t>
-        <w:br/>
-        <w:t xml:space="preserve">    --tile-conf 0.20 \</w:t>
-        <w:br/>
-        <w:t xml:space="preserve">    --cls-conf 0.85 \</w:t>
-        <w:br/>
-        <w:t xml:space="preserve">    --audio-cls-gate 0.7 \</w:t>
-        <w:br/>
-        <w:t xml:space="preserve">    --audio-stability 1 \</w:t>
-        <w:br/>
-        <w:t xml:space="preserve">    --audio-debounce 0.10</w:t>
+        <w:t xml:space="preserve">    --tile-priority-every 0 \</w:t>
+        <w:br/>
+        <w:t xml:space="preserve">    --det-conf 0.35 \</w:t>
+        <w:br/>
+        <w:t xml:space="preserve">    --tile-conf 0.28 \</w:t>
+        <w:br/>
+        <w:t xml:space="preserve">    --cls-conf 0.90 \</w:t>
+        <w:br/>
+        <w:t xml:space="preserve">    --classify-every 1 \</w:t>
+        <w:br/>
+        <w:t xml:space="preserve">    --max-proposals 6 \</w:t>
+        <w:br/>
+        <w:t xml:space="preserve">    --max-classify-per-cycle 3 \</w:t>
+        <w:br/>
+        <w:t xml:space="preserve">    --min-box-frac 0.018 \</w:t>
+        <w:br/>
+        <w:t xml:space="preserve">    --track-ttl 45 \</w:t>
+        <w:br/>
+        <w:t xml:space="preserve">    --track-ttl-sec 3.5 \</w:t>
+        <w:br/>
+        <w:t xml:space="preserve">    --track-smooth-alpha 0.45 \</w:t>
+        <w:br/>
+        <w:t xml:space="preserve">    --audio-cls-gate 0.92 \</w:t>
+        <w:br/>
+        <w:t xml:space="preserve">    --audio-det-gate 0.38 \</w:t>
+        <w:br/>
+        <w:t xml:space="preserve">    --audio-strong-cls-gate 0.97 \</w:t>
+        <w:br/>
+        <w:t xml:space="preserve">    --audio-strong-det-gate 0.55 \</w:t>
+        <w:br/>
+        <w:t xml:space="preserve">    --audio-stability 2 \</w:t>
+        <w:br/>
+        <w:t xml:space="preserve">    --audio-confirm-gap 1.25 \</w:t>
+        <w:br/>
+        <w:t xml:space="preserve">    --audio-debounce 0.35</w:t>
         <w:br/>
       </w:r>
     </w:p>
@@ -9909,7 +10091,7 @@
               <w:rPr>
                 <w:sz w:val="18"/>
               </w:rPr>
-              <w:t>--tile-clahe</w:t>
+              <w:t>--tile-cache-sweeps</w:t>
             </w:r>
           </w:p>
         </w:tc>
@@ -9923,7 +10105,7 @@
               <w:rPr>
                 <w:sz w:val="18"/>
               </w:rPr>
-              <w:t>False</w:t>
+              <w:t>1.5</w:t>
             </w:r>
           </w:p>
         </w:tc>
@@ -9937,7 +10119,7 @@
               <w:rPr>
                 <w:sz w:val="18"/>
               </w:rPr>
-              <w:t>Enable CLAHE contrast enhancement for tile crops (improves low-light detection).</w:t>
+              <w:t>Keep tile detections for at least this many measured tile sweeps to avoid gaps between refreshes.</w:t>
             </w:r>
           </w:p>
         </w:tc>
@@ -9951,7 +10133,7 @@
               <w:rPr>
                 <w:sz w:val="18"/>
               </w:rPr>
-              <w:t>--tile-clahe</w:t>
+              <w:t>--tile-cache-sweeps 1.5</w:t>
             </w:r>
           </w:p>
         </w:tc>
@@ -9967,7 +10149,7 @@
               <w:rPr>
                 <w:sz w:val="18"/>
               </w:rPr>
-              <w:t>--tile-min-box</w:t>
+              <w:t>--tile-clahe</w:t>
             </w:r>
           </w:p>
         </w:tc>
@@ -9981,7 +10163,7 @@
               <w:rPr>
                 <w:sz w:val="18"/>
               </w:rPr>
-              <w:t>6</w:t>
+              <w:t>False</w:t>
             </w:r>
           </w:p>
         </w:tc>
@@ -9995,7 +10177,7 @@
               <w:rPr>
                 <w:sz w:val="18"/>
               </w:rPr>
-              <w:t>Minimum bounding box size in pixels within a tile.</w:t>
+              <w:t>Enable CLAHE contrast enhancement for tile crops (improves low-light detection).</w:t>
             </w:r>
           </w:p>
         </w:tc>
@@ -10009,7 +10191,7 @@
               <w:rPr>
                 <w:sz w:val="18"/>
               </w:rPr>
-              <w:t>--tile-min-box 6</w:t>
+              <w:t>--tile-clahe</w:t>
             </w:r>
           </w:p>
         </w:tc>
@@ -10025,7 +10207,7 @@
               <w:rPr>
                 <w:sz w:val="18"/>
               </w:rPr>
-              <w:t>--tile-priority-every</w:t>
+              <w:t>--tile-min-box</w:t>
             </w:r>
           </w:p>
         </w:tc>
@@ -10039,7 +10221,7 @@
               <w:rPr>
                 <w:sz w:val="18"/>
               </w:rPr>
-              <w:t>0</w:t>
+              <w:t>6</w:t>
             </w:r>
           </w:p>
         </w:tc>
@@ -10053,7 +10235,7 @@
               <w:rPr>
                 <w:sz w:val="18"/>
               </w:rPr>
-              <w:t>Re-process the center tile every N tile cycles. 0 = disabled.</w:t>
+              <w:t>Minimum bounding box size in pixels within a tile.</w:t>
             </w:r>
           </w:p>
         </w:tc>
@@ -10067,7 +10249,7 @@
               <w:rPr>
                 <w:sz w:val="18"/>
               </w:rPr>
-              <w:t>--tile-priority-every 4</w:t>
+              <w:t>--tile-min-box 6</w:t>
             </w:r>
           </w:p>
         </w:tc>
@@ -10083,7 +10265,7 @@
               <w:rPr>
                 <w:sz w:val="18"/>
               </w:rPr>
-              <w:t>--det-conf</w:t>
+              <w:t>--tile-priority-every</w:t>
             </w:r>
           </w:p>
         </w:tc>
@@ -10097,7 +10279,7 @@
               <w:rPr>
                 <w:sz w:val="18"/>
               </w:rPr>
-              <w:t>0.25</w:t>
+              <w:t>0</w:t>
             </w:r>
           </w:p>
         </w:tc>
@@ -10111,7 +10293,7 @@
               <w:rPr>
                 <w:sz w:val="18"/>
               </w:rPr>
-              <w:t>Minimum detector confidence threshold.</w:t>
+              <w:t>Re-process the center tile every N tile cycles. 0 = disabled.</w:t>
             </w:r>
           </w:p>
         </w:tc>
@@ -10125,7 +10307,7 @@
               <w:rPr>
                 <w:sz w:val="18"/>
               </w:rPr>
-              <w:t>--det-conf 0.30</w:t>
+              <w:t>--tile-priority-every 4</w:t>
             </w:r>
           </w:p>
         </w:tc>
@@ -10141,7 +10323,7 @@
               <w:rPr>
                 <w:sz w:val="18"/>
               </w:rPr>
-              <w:t>--det-iou</w:t>
+              <w:t>--det-conf</w:t>
             </w:r>
           </w:p>
         </w:tc>
@@ -10155,7 +10337,7 @@
               <w:rPr>
                 <w:sz w:val="18"/>
               </w:rPr>
-              <w:t>0.55</w:t>
+              <w:t>0.25</w:t>
             </w:r>
           </w:p>
         </w:tc>
@@ -10169,7 +10351,7 @@
               <w:rPr>
                 <w:sz w:val="18"/>
               </w:rPr>
-              <w:t>IoU threshold for YOLO NMS within detector.</w:t>
+              <w:t>Minimum detector confidence threshold.</w:t>
             </w:r>
           </w:p>
         </w:tc>
@@ -10183,7 +10365,7 @@
               <w:rPr>
                 <w:sz w:val="18"/>
               </w:rPr>
-              <w:t>--det-iou 0.55</w:t>
+              <w:t>--det-conf 0.30</w:t>
             </w:r>
           </w:p>
         </w:tc>
@@ -10199,7 +10381,7 @@
               <w:rPr>
                 <w:sz w:val="18"/>
               </w:rPr>
-              <w:t>--merge-iou</w:t>
+              <w:t>--det-iou</w:t>
             </w:r>
           </w:p>
         </w:tc>
@@ -10213,7 +10395,7 @@
               <w:rPr>
                 <w:sz w:val="18"/>
               </w:rPr>
-              <w:t>0.40</w:t>
+              <w:t>0.55</w:t>
             </w:r>
           </w:p>
         </w:tc>
@@ -10227,7 +10409,7 @@
               <w:rPr>
                 <w:sz w:val="18"/>
               </w:rPr>
-              <w:t>IoU threshold for class-aware NMS merge of full-frame + tile detections.</w:t>
+              <w:t>IoU threshold for YOLO NMS within detector.</w:t>
             </w:r>
           </w:p>
         </w:tc>
@@ -10241,7 +10423,7 @@
               <w:rPr>
                 <w:sz w:val="18"/>
               </w:rPr>
-              <w:t>--merge-iou 0.40</w:t>
+              <w:t>--det-iou 0.55</w:t>
             </w:r>
           </w:p>
         </w:tc>
@@ -10257,7 +10439,7 @@
               <w:rPr>
                 <w:sz w:val="18"/>
               </w:rPr>
-              <w:t>--max-det</w:t>
+              <w:t>--merge-iou</w:t>
             </w:r>
           </w:p>
         </w:tc>
@@ -10271,7 +10453,7 @@
               <w:rPr>
                 <w:sz w:val="18"/>
               </w:rPr>
-              <w:t>20</w:t>
+              <w:t>0.40</w:t>
             </w:r>
           </w:p>
         </w:tc>
@@ -10285,7 +10467,7 @@
               <w:rPr>
                 <w:sz w:val="18"/>
               </w:rPr>
-              <w:t>Maximum detections per inference call.</w:t>
+              <w:t>IoU threshold for class-aware NMS merge of full-frame + tile detections.</w:t>
             </w:r>
           </w:p>
         </w:tc>
@@ -10299,7 +10481,7 @@
               <w:rPr>
                 <w:sz w:val="18"/>
               </w:rPr>
-              <w:t>--max-det 20</w:t>
+              <w:t>--merge-iou 0.40</w:t>
             </w:r>
           </w:p>
         </w:tc>
@@ -10315,7 +10497,7 @@
               <w:rPr>
                 <w:sz w:val="18"/>
               </w:rPr>
-              <w:t>--min-box-frac</w:t>
+              <w:t>--max-det</w:t>
             </w:r>
           </w:p>
         </w:tc>
@@ -10329,7 +10511,7 @@
               <w:rPr>
                 <w:sz w:val="18"/>
               </w:rPr>
-              <w:t>0.012</w:t>
+              <w:t>20</w:t>
             </w:r>
           </w:p>
         </w:tc>
@@ -10343,7 +10525,7 @@
               <w:rPr>
                 <w:sz w:val="18"/>
               </w:rPr>
-              <w:t>Minimum detection width as fraction of frame width (depth gate).</w:t>
+              <w:t>Maximum detections per inference call.</w:t>
             </w:r>
           </w:p>
         </w:tc>
@@ -10357,7 +10539,7 @@
               <w:rPr>
                 <w:sz w:val="18"/>
               </w:rPr>
-              <w:t>--min-box-frac 0.012</w:t>
+              <w:t>--max-det 20</w:t>
             </w:r>
           </w:p>
         </w:tc>
@@ -10373,7 +10555,7 @@
               <w:rPr>
                 <w:sz w:val="18"/>
               </w:rPr>
-              <w:t>--max-box-frac</w:t>
+              <w:t>--max-proposals</w:t>
             </w:r>
           </w:p>
         </w:tc>
@@ -10387,7 +10569,7 @@
               <w:rPr>
                 <w:sz w:val="18"/>
               </w:rPr>
-              <w:t>0.55</w:t>
+              <w:t>8</w:t>
             </w:r>
           </w:p>
         </w:tc>
@@ -10401,7 +10583,7 @@
               <w:rPr>
                 <w:sz w:val="18"/>
               </w:rPr>
-              <w:t>Maximum detection width as fraction of frame width (size gate).</w:t>
+              <w:t>Max merged proposals to track/classify each inference cycle. 0 disables this cap.</w:t>
             </w:r>
           </w:p>
         </w:tc>
@@ -10415,7 +10597,7 @@
               <w:rPr>
                 <w:sz w:val="18"/>
               </w:rPr>
-              <w:t>--max-box-frac 0.55</w:t>
+              <w:t>--max-proposals 6</w:t>
             </w:r>
           </w:p>
         </w:tc>
@@ -10431,7 +10613,7 @@
               <w:rPr>
                 <w:sz w:val="18"/>
               </w:rPr>
-              <w:t>--max-aspect-ratio</w:t>
+              <w:t>--max-classify-per-cycle</w:t>
             </w:r>
           </w:p>
         </w:tc>
@@ -10445,7 +10627,7 @@
               <w:rPr>
                 <w:sz w:val="18"/>
               </w:rPr>
-              <w:t>6.0</w:t>
+              <w:t>3</w:t>
             </w:r>
           </w:p>
         </w:tc>
@@ -10459,7 +10641,7 @@
               <w:rPr>
                 <w:sz w:val="18"/>
               </w:rPr>
-              <w:t>Maximum allowed aspect ratio (longer/shorter side). Rejects slivers.</w:t>
+              <w:t>Max crop classifications per inference cycle. 0 disables this cap.</w:t>
             </w:r>
           </w:p>
         </w:tc>
@@ -10473,7 +10655,7 @@
               <w:rPr>
                 <w:sz w:val="18"/>
               </w:rPr>
-              <w:t>--max-aspect-ratio 6.0</w:t>
+              <w:t>--max-classify-per-cycle 3</w:t>
             </w:r>
           </w:p>
         </w:tc>
@@ -10489,7 +10671,7 @@
               <w:rPr>
                 <w:sz w:val="18"/>
               </w:rPr>
-              <w:t>--main-every</w:t>
+              <w:t>--min-box-frac</w:t>
             </w:r>
           </w:p>
         </w:tc>
@@ -10503,7 +10685,7 @@
               <w:rPr>
                 <w:sz w:val="18"/>
               </w:rPr>
-              <w:t>5</w:t>
+              <w:t>0.012</w:t>
             </w:r>
           </w:p>
         </w:tc>
@@ -10517,7 +10699,7 @@
               <w:rPr>
                 <w:sz w:val="18"/>
               </w:rPr>
-              <w:t>Run full-frame detector every N display frames. 0 = disabled.</w:t>
+              <w:t>Minimum detection width as fraction of frame width (depth gate).</w:t>
             </w:r>
           </w:p>
         </w:tc>
@@ -10531,7 +10713,7 @@
               <w:rPr>
                 <w:sz w:val="18"/>
               </w:rPr>
-              <w:t>--main-every 1</w:t>
+              <w:t>--min-box-frac 0.012</w:t>
             </w:r>
           </w:p>
         </w:tc>
@@ -10547,7 +10729,7 @@
               <w:rPr>
                 <w:sz w:val="18"/>
               </w:rPr>
-              <w:t>--result-ttl</w:t>
+              <w:t>--max-box-frac</w:t>
             </w:r>
           </w:p>
         </w:tc>
@@ -10561,7 +10743,7 @@
               <w:rPr>
                 <w:sz w:val="18"/>
               </w:rPr>
-              <w:t>1.5</w:t>
+              <w:t>0.55</w:t>
             </w:r>
           </w:p>
         </w:tc>
@@ -10575,7 +10757,7 @@
               <w:rPr>
                 <w:sz w:val="18"/>
               </w:rPr>
-              <w:t>Seconds after which inference results are marked stale.</w:t>
+              <w:t>Maximum detection width as fraction of frame width (size gate).</w:t>
             </w:r>
           </w:p>
         </w:tc>
@@ -10589,7 +10771,7 @@
               <w:rPr>
                 <w:sz w:val="18"/>
               </w:rPr>
-              <w:t>--result-ttl 2.0</w:t>
+              <w:t>--max-box-frac 0.55</w:t>
             </w:r>
           </w:p>
         </w:tc>
@@ -10605,7 +10787,7 @@
               <w:rPr>
                 <w:sz w:val="18"/>
               </w:rPr>
-              <w:t>--persist-ttl</w:t>
+              <w:t>--max-aspect-ratio</w:t>
             </w:r>
           </w:p>
         </w:tc>
@@ -10619,7 +10801,7 @@
               <w:rPr>
                 <w:sz w:val="18"/>
               </w:rPr>
-              <w:t>3.0</w:t>
+              <w:t>6.0</w:t>
             </w:r>
           </w:p>
         </w:tc>
@@ -10633,7 +10815,7 @@
               <w:rPr>
                 <w:sz w:val="18"/>
               </w:rPr>
-              <w:t>Seconds to persist last-known detections on screen.</w:t>
+              <w:t>Maximum allowed aspect ratio (longer/shorter side). Rejects slivers.</w:t>
             </w:r>
           </w:p>
         </w:tc>
@@ -10647,7 +10829,7 @@
               <w:rPr>
                 <w:sz w:val="18"/>
               </w:rPr>
-              <w:t>--persist-ttl 4.0</w:t>
+              <w:t>--max-aspect-ratio 6.0</w:t>
             </w:r>
           </w:p>
         </w:tc>
@@ -10663,7 +10845,7 @@
               <w:rPr>
                 <w:sz w:val="18"/>
               </w:rPr>
-              <w:t>--zoom-mode</w:t>
+              <w:t>--main-every</w:t>
             </w:r>
           </w:p>
         </w:tc>
@@ -10677,7 +10859,7 @@
               <w:rPr>
                 <w:sz w:val="18"/>
               </w:rPr>
-              <w:t>hybrid</w:t>
+              <w:t>5</w:t>
             </w:r>
           </w:p>
         </w:tc>
@@ -10691,7 +10873,7 @@
               <w:rPr>
                 <w:sz w:val="18"/>
               </w:rPr>
-              <w:t>Tile inference mode: off / tiles / hybrid.</w:t>
+              <w:t>Run full-frame detector every N display frames. 0 = disabled.</w:t>
             </w:r>
           </w:p>
         </w:tc>
@@ -10705,7 +10887,7 @@
               <w:rPr>
                 <w:sz w:val="18"/>
               </w:rPr>
-              <w:t>--zoom-mode hybrid</w:t>
+              <w:t>--main-every 1</w:t>
             </w:r>
           </w:p>
         </w:tc>
@@ -10721,7 +10903,7 @@
               <w:rPr>
                 <w:sz w:val="18"/>
               </w:rPr>
-              <w:t>--cls-conf</w:t>
+              <w:t>--result-ttl</w:t>
             </w:r>
           </w:p>
         </w:tc>
@@ -10735,7 +10917,7 @@
               <w:rPr>
                 <w:sz w:val="18"/>
               </w:rPr>
-              <w:t>0.80</w:t>
+              <w:t>1.5</w:t>
             </w:r>
           </w:p>
         </w:tc>
@@ -10749,7 +10931,7 @@
               <w:rPr>
                 <w:sz w:val="18"/>
               </w:rPr>
-              <w:t>Minimum classifier confidence for a detection to be accepted.</w:t>
+              <w:t>Seconds after which inference results are marked stale.</w:t>
             </w:r>
           </w:p>
         </w:tc>
@@ -10763,7 +10945,7 @@
               <w:rPr>
                 <w:sz w:val="18"/>
               </w:rPr>
-              <w:t>--cls-conf 0.85</w:t>
+              <w:t>--result-ttl 2.0</w:t>
             </w:r>
           </w:p>
         </w:tc>
@@ -10779,7 +10961,7 @@
               <w:rPr>
                 <w:sz w:val="18"/>
               </w:rPr>
-              <w:t>--reject-class</w:t>
+              <w:t>--persist-ttl</w:t>
             </w:r>
           </w:p>
         </w:tc>
@@ -10793,7 +10975,7 @@
               <w:rPr>
                 <w:sz w:val="18"/>
               </w:rPr>
-              <w:t>not_target</w:t>
+              <w:t>3.0</w:t>
             </w:r>
           </w:p>
         </w:tc>
@@ -10807,7 +10989,7 @@
               <w:rPr>
                 <w:sz w:val="18"/>
               </w:rPr>
-              <w:t>Classifier class name that indicates background / no sign.</w:t>
+              <w:t>Seconds to persist last-known detections on screen.</w:t>
             </w:r>
           </w:p>
         </w:tc>
@@ -10821,7 +11003,7 @@
               <w:rPr>
                 <w:sz w:val="18"/>
               </w:rPr>
-              <w:t>--reject-class not_target</w:t>
+              <w:t>--persist-ttl 4.0</w:t>
             </w:r>
           </w:p>
         </w:tc>
@@ -10837,7 +11019,7 @@
               <w:rPr>
                 <w:sz w:val="18"/>
               </w:rPr>
-              <w:t>--classify-every</w:t>
+              <w:t>--zoom-mode</w:t>
             </w:r>
           </w:p>
         </w:tc>
@@ -10851,7 +11033,7 @@
               <w:rPr>
                 <w:sz w:val="18"/>
               </w:rPr>
-              <w:t>3</w:t>
+              <w:t>hybrid</w:t>
             </w:r>
           </w:p>
         </w:tc>
@@ -10865,7 +11047,7 @@
               <w:rPr>
                 <w:sz w:val="18"/>
               </w:rPr>
-              <w:t>Re-classify a cached track every N frames.</w:t>
+              <w:t>Tile inference mode: off / tiles / hybrid.</w:t>
             </w:r>
           </w:p>
         </w:tc>
@@ -10879,7 +11061,7 @@
               <w:rPr>
                 <w:sz w:val="18"/>
               </w:rPr>
-              <w:t>--classify-every 3</w:t>
+              <w:t>--zoom-mode hybrid</w:t>
             </w:r>
           </w:p>
         </w:tc>
@@ -10895,7 +11077,7 @@
               <w:rPr>
                 <w:sz w:val="18"/>
               </w:rPr>
-              <w:t>--crop-pad</w:t>
+              <w:t>--cls-conf</w:t>
             </w:r>
           </w:p>
         </w:tc>
@@ -10909,7 +11091,7 @@
               <w:rPr>
                 <w:sz w:val="18"/>
               </w:rPr>
-              <w:t>0.18</w:t>
+              <w:t>0.80</w:t>
             </w:r>
           </w:p>
         </w:tc>
@@ -10923,7 +11105,7 @@
               <w:rPr>
                 <w:sz w:val="18"/>
               </w:rPr>
-              <w:t>Fractional padding added around each detection crop before classification.</w:t>
+              <w:t>Minimum classifier confidence for a detection to be accepted.</w:t>
             </w:r>
           </w:p>
         </w:tc>
@@ -10937,7 +11119,7 @@
               <w:rPr>
                 <w:sz w:val="18"/>
               </w:rPr>
-              <w:t>--crop-pad 0.18</w:t>
+              <w:t>--cls-conf 0.85</w:t>
             </w:r>
           </w:p>
         </w:tc>
@@ -10953,7 +11135,7 @@
               <w:rPr>
                 <w:sz w:val="18"/>
               </w:rPr>
-              <w:t>--min-crop-side</w:t>
+              <w:t>--reject-class</w:t>
             </w:r>
           </w:p>
         </w:tc>
@@ -10967,7 +11149,7 @@
               <w:rPr>
                 <w:sz w:val="18"/>
               </w:rPr>
-              <w:t>48</w:t>
+              <w:t>not_target</w:t>
             </w:r>
           </w:p>
         </w:tc>
@@ -10981,7 +11163,7 @@
               <w:rPr>
                 <w:sz w:val="18"/>
               </w:rPr>
-              <w:t>Minimum crop side length in pixels.</w:t>
+              <w:t>Classifier class name that indicates background / no sign.</w:t>
             </w:r>
           </w:p>
         </w:tc>
@@ -10995,7 +11177,7 @@
               <w:rPr>
                 <w:sz w:val="18"/>
               </w:rPr>
-              <w:t>--min-crop-side 48</w:t>
+              <w:t>--reject-class not_target</w:t>
             </w:r>
           </w:p>
         </w:tc>
@@ -11011,7 +11193,7 @@
               <w:rPr>
                 <w:sz w:val="18"/>
               </w:rPr>
-              <w:t>--track-ttl</w:t>
+              <w:t>--classify-every</w:t>
             </w:r>
           </w:p>
         </w:tc>
@@ -11025,7 +11207,7 @@
               <w:rPr>
                 <w:sz w:val="18"/>
               </w:rPr>
-              <w:t>12</w:t>
+              <w:t>3</w:t>
             </w:r>
           </w:p>
         </w:tc>
@@ -11039,7 +11221,7 @@
               <w:rPr>
                 <w:sz w:val="18"/>
               </w:rPr>
-              <w:t>Frames before a missing track is discarded (frame-count TTL).</w:t>
+              <w:t>Re-classify a cached track every N frames.</w:t>
             </w:r>
           </w:p>
         </w:tc>
@@ -11053,7 +11235,7 @@
               <w:rPr>
                 <w:sz w:val="18"/>
               </w:rPr>
-              <w:t>--track-ttl 12</w:t>
+              <w:t>--classify-every 3</w:t>
             </w:r>
           </w:p>
         </w:tc>
@@ -11069,7 +11251,7 @@
               <w:rPr>
                 <w:sz w:val="18"/>
               </w:rPr>
-              <w:t>--track-ttl-sec</w:t>
+              <w:t>--crop-pad</w:t>
             </w:r>
           </w:p>
         </w:tc>
@@ -11083,7 +11265,7 @@
               <w:rPr>
                 <w:sz w:val="18"/>
               </w:rPr>
-              <w:t>0.75</w:t>
+              <w:t>0.18</w:t>
             </w:r>
           </w:p>
         </w:tc>
@@ -11097,7 +11279,7 @@
               <w:rPr>
                 <w:sz w:val="18"/>
               </w:rPr>
-              <w:t>Seconds before a missing track is discarded (time-based TTL).</w:t>
+              <w:t>Fractional padding added around each detection crop before classification.</w:t>
             </w:r>
           </w:p>
         </w:tc>
@@ -11111,7 +11293,7 @@
               <w:rPr>
                 <w:sz w:val="18"/>
               </w:rPr>
-              <w:t>--track-ttl-sec 0.75</w:t>
+              <w:t>--crop-pad 0.18</w:t>
             </w:r>
           </w:p>
         </w:tc>
@@ -11127,7 +11309,7 @@
               <w:rPr>
                 <w:sz w:val="18"/>
               </w:rPr>
-              <w:t>--track-iou</w:t>
+              <w:t>--min-crop-side</w:t>
             </w:r>
           </w:p>
         </w:tc>
@@ -11141,7 +11323,7 @@
               <w:rPr>
                 <w:sz w:val="18"/>
               </w:rPr>
-              <w:t>0.25</w:t>
+              <w:t>48</w:t>
             </w:r>
           </w:p>
         </w:tc>
@@ -11155,7 +11337,7 @@
               <w:rPr>
                 <w:sz w:val="18"/>
               </w:rPr>
-              <w:t>IoU gate for associating a new detection to an existing track.</w:t>
+              <w:t>Minimum crop side length in pixels.</w:t>
             </w:r>
           </w:p>
         </w:tc>
@@ -11169,7 +11351,7 @@
               <w:rPr>
                 <w:sz w:val="18"/>
               </w:rPr>
-              <w:t>--track-iou 0.25</w:t>
+              <w:t>--min-crop-side 48</w:t>
             </w:r>
           </w:p>
         </w:tc>
@@ -11185,7 +11367,7 @@
               <w:rPr>
                 <w:sz w:val="18"/>
               </w:rPr>
-              <w:t>--track-center-frac</w:t>
+              <w:t>--track-ttl</w:t>
             </w:r>
           </w:p>
         </w:tc>
@@ -11199,7 +11381,7 @@
               <w:rPr>
                 <w:sz w:val="18"/>
               </w:rPr>
-              <w:t>0.14</w:t>
+              <w:t>12</w:t>
             </w:r>
           </w:p>
         </w:tc>
@@ -11213,7 +11395,7 @@
               <w:rPr>
                 <w:sz w:val="18"/>
               </w:rPr>
-              <w:t>Center-distance fallback gate for fast-moving sign matching.</w:t>
+              <w:t>Frames before a missing track is discarded (frame-count TTL).</w:t>
             </w:r>
           </w:p>
         </w:tc>
@@ -11227,7 +11409,7 @@
               <w:rPr>
                 <w:sz w:val="18"/>
               </w:rPr>
-              <w:t>--track-center-frac 0.14</w:t>
+              <w:t>--track-ttl 12</w:t>
             </w:r>
           </w:p>
         </w:tc>
@@ -11243,7 +11425,7 @@
               <w:rPr>
                 <w:sz w:val="18"/>
               </w:rPr>
-              <w:t>--language</w:t>
+              <w:t>--track-ttl-sec</w:t>
             </w:r>
           </w:p>
         </w:tc>
@@ -11257,7 +11439,7 @@
               <w:rPr>
                 <w:sz w:val="18"/>
               </w:rPr>
-              <w:t>english</w:t>
+              <w:t>0.75</w:t>
             </w:r>
           </w:p>
         </w:tc>
@@ -11271,7 +11453,7 @@
               <w:rPr>
                 <w:sz w:val="18"/>
               </w:rPr>
-              <w:t>Audio announcement language. Options: english, tamil.</w:t>
+              <w:t>Seconds before a missing track is discarded (time-based TTL).</w:t>
             </w:r>
           </w:p>
         </w:tc>
@@ -11285,7 +11467,7 @@
               <w:rPr>
                 <w:sz w:val="18"/>
               </w:rPr>
-              <w:t>--language tamil</w:t>
+              <w:t>--track-ttl-sec 0.75</w:t>
             </w:r>
           </w:p>
         </w:tc>
@@ -11301,7 +11483,7 @@
               <w:rPr>
                 <w:sz w:val="18"/>
               </w:rPr>
-              <w:t>--audio-debounce</w:t>
+              <w:t>--track-iou</w:t>
             </w:r>
           </w:p>
         </w:tc>
@@ -11329,7 +11511,7 @@
               <w:rPr>
                 <w:sz w:val="18"/>
               </w:rPr>
-              <w:t>Seconds a sign must be continuously detected before audio fires.</w:t>
+              <w:t>IoU gate for associating a new detection to an existing track.</w:t>
             </w:r>
           </w:p>
         </w:tc>
@@ -11343,7 +11525,7 @@
               <w:rPr>
                 <w:sz w:val="18"/>
               </w:rPr>
-              <w:t>--audio-debounce 0.10</w:t>
+              <w:t>--track-iou 0.25</w:t>
             </w:r>
           </w:p>
         </w:tc>
@@ -11359,7 +11541,7 @@
               <w:rPr>
                 <w:sz w:val="18"/>
               </w:rPr>
-              <w:t>--audio-stability</w:t>
+              <w:t>--track-center-frac</w:t>
             </w:r>
           </w:p>
         </w:tc>
@@ -11373,7 +11555,7 @@
               <w:rPr>
                 <w:sz w:val="18"/>
               </w:rPr>
-              <w:t>3</w:t>
+              <w:t>0.14</w:t>
             </w:r>
           </w:p>
         </w:tc>
@@ -11387,7 +11569,7 @@
               <w:rPr>
                 <w:sz w:val="18"/>
               </w:rPr>
-              <w:t>Minimum fresh detector+classifier confirmations before audio fires.</w:t>
+              <w:t>Center-distance fallback gate for fast-moving sign matching.</w:t>
             </w:r>
           </w:p>
         </w:tc>
@@ -11401,7 +11583,7 @@
               <w:rPr>
                 <w:sz w:val="18"/>
               </w:rPr>
-              <w:t>--audio-stability 1</w:t>
+              <w:t>--track-center-frac 0.14</w:t>
             </w:r>
           </w:p>
         </w:tc>
@@ -11417,7 +11599,7 @@
               <w:rPr>
                 <w:sz w:val="18"/>
               </w:rPr>
-              <w:t>--audio-cls-gate</w:t>
+              <w:t>--track-smooth-alpha</w:t>
             </w:r>
           </w:p>
         </w:tc>
@@ -11431,7 +11613,7 @@
               <w:rPr>
                 <w:sz w:val="18"/>
               </w:rPr>
-              <w:t>0.85</w:t>
+              <w:t>0.55</w:t>
             </w:r>
           </w:p>
         </w:tc>
@@ -11445,7 +11627,7 @@
               <w:rPr>
                 <w:sz w:val="18"/>
               </w:rPr>
-              <w:t>Minimum classifier confidence required for audio announcement.</w:t>
+              <w:t>EMA alpha for stable display/classification boxes. Lower is smoother; higher follows motion faster.</w:t>
             </w:r>
           </w:p>
         </w:tc>
@@ -11459,7 +11641,471 @@
               <w:rPr>
                 <w:sz w:val="18"/>
               </w:rPr>
+              <w:t>--track-smooth-alpha 0.45</w:t>
+            </w:r>
+          </w:p>
+        </w:tc>
+      </w:tr>
+      <w:tr>
+        <w:tc>
+          <w:tcPr>
+            <w:tcW w:type="dxa" w:w="2448"/>
+            <w:shd w:val="clear" w:color="auto" w:fill="EBF4FF"/>
+          </w:tcPr>
+          <w:p>
+            <w:r>
+              <w:rPr>
+                <w:sz w:val="18"/>
+              </w:rPr>
+              <w:t>--language</w:t>
+            </w:r>
+          </w:p>
+        </w:tc>
+        <w:tc>
+          <w:tcPr>
+            <w:tcW w:type="dxa" w:w="2016"/>
+            <w:shd w:val="clear" w:color="auto" w:fill="EBF4FF"/>
+          </w:tcPr>
+          <w:p>
+            <w:r>
+              <w:rPr>
+                <w:sz w:val="18"/>
+              </w:rPr>
+              <w:t>english</w:t>
+            </w:r>
+          </w:p>
+        </w:tc>
+        <w:tc>
+          <w:tcPr>
+            <w:tcW w:type="dxa" w:w="4608"/>
+            <w:shd w:val="clear" w:color="auto" w:fill="EBF4FF"/>
+          </w:tcPr>
+          <w:p>
+            <w:r>
+              <w:rPr>
+                <w:sz w:val="18"/>
+              </w:rPr>
+              <w:t>Audio announcement language. Options: english, tamil.</w:t>
+            </w:r>
+          </w:p>
+        </w:tc>
+        <w:tc>
+          <w:tcPr>
+            <w:tcW w:type="dxa" w:w="1728"/>
+            <w:shd w:val="clear" w:color="auto" w:fill="EBF4FF"/>
+          </w:tcPr>
+          <w:p>
+            <w:r>
+              <w:rPr>
+                <w:sz w:val="18"/>
+              </w:rPr>
+              <w:t>--language tamil</w:t>
+            </w:r>
+          </w:p>
+        </w:tc>
+      </w:tr>
+      <w:tr>
+        <w:tc>
+          <w:tcPr>
+            <w:tcW w:type="dxa" w:w="2448"/>
+            <w:shd w:val="clear" w:color="auto" w:fill="FFFFFF"/>
+          </w:tcPr>
+          <w:p>
+            <w:r>
+              <w:rPr>
+                <w:sz w:val="18"/>
+              </w:rPr>
+              <w:t>--audio-debounce</w:t>
+            </w:r>
+          </w:p>
+        </w:tc>
+        <w:tc>
+          <w:tcPr>
+            <w:tcW w:type="dxa" w:w="2016"/>
+            <w:shd w:val="clear" w:color="auto" w:fill="FFFFFF"/>
+          </w:tcPr>
+          <w:p>
+            <w:r>
+              <w:rPr>
+                <w:sz w:val="18"/>
+              </w:rPr>
+              <w:t>0.25</w:t>
+            </w:r>
+          </w:p>
+        </w:tc>
+        <w:tc>
+          <w:tcPr>
+            <w:tcW w:type="dxa" w:w="4608"/>
+            <w:shd w:val="clear" w:color="auto" w:fill="FFFFFF"/>
+          </w:tcPr>
+          <w:p>
+            <w:r>
+              <w:rPr>
+                <w:sz w:val="18"/>
+              </w:rPr>
+              <w:t>Seconds a sign must be continuously detected before audio fires.</w:t>
+            </w:r>
+          </w:p>
+        </w:tc>
+        <w:tc>
+          <w:tcPr>
+            <w:tcW w:type="dxa" w:w="1728"/>
+            <w:shd w:val="clear" w:color="auto" w:fill="FFFFFF"/>
+          </w:tcPr>
+          <w:p>
+            <w:r>
+              <w:rPr>
+                <w:sz w:val="18"/>
+              </w:rPr>
+              <w:t>--audio-debounce 0.10</w:t>
+            </w:r>
+          </w:p>
+        </w:tc>
+      </w:tr>
+      <w:tr>
+        <w:tc>
+          <w:tcPr>
+            <w:tcW w:type="dxa" w:w="2448"/>
+            <w:shd w:val="clear" w:color="auto" w:fill="EBF4FF"/>
+          </w:tcPr>
+          <w:p>
+            <w:r>
+              <w:rPr>
+                <w:sz w:val="18"/>
+              </w:rPr>
+              <w:t>--audio-stability</w:t>
+            </w:r>
+          </w:p>
+        </w:tc>
+        <w:tc>
+          <w:tcPr>
+            <w:tcW w:type="dxa" w:w="2016"/>
+            <w:shd w:val="clear" w:color="auto" w:fill="EBF4FF"/>
+          </w:tcPr>
+          <w:p>
+            <w:r>
+              <w:rPr>
+                <w:sz w:val="18"/>
+              </w:rPr>
+              <w:t>3</w:t>
+            </w:r>
+          </w:p>
+        </w:tc>
+        <w:tc>
+          <w:tcPr>
+            <w:tcW w:type="dxa" w:w="4608"/>
+            <w:shd w:val="clear" w:color="auto" w:fill="EBF4FF"/>
+          </w:tcPr>
+          <w:p>
+            <w:r>
+              <w:rPr>
+                <w:sz w:val="18"/>
+              </w:rPr>
+              <w:t>Minimum fresh detector+classifier confirmations before audio fires.</w:t>
+            </w:r>
+          </w:p>
+        </w:tc>
+        <w:tc>
+          <w:tcPr>
+            <w:tcW w:type="dxa" w:w="1728"/>
+            <w:shd w:val="clear" w:color="auto" w:fill="EBF4FF"/>
+          </w:tcPr>
+          <w:p>
+            <w:r>
+              <w:rPr>
+                <w:sz w:val="18"/>
+              </w:rPr>
+              <w:t>--audio-stability 1</w:t>
+            </w:r>
+          </w:p>
+        </w:tc>
+      </w:tr>
+      <w:tr>
+        <w:tc>
+          <w:tcPr>
+            <w:tcW w:type="dxa" w:w="2448"/>
+            <w:shd w:val="clear" w:color="auto" w:fill="FFFFFF"/>
+          </w:tcPr>
+          <w:p>
+            <w:r>
+              <w:rPr>
+                <w:sz w:val="18"/>
+              </w:rPr>
+              <w:t>--audio-cls-gate</w:t>
+            </w:r>
+          </w:p>
+        </w:tc>
+        <w:tc>
+          <w:tcPr>
+            <w:tcW w:type="dxa" w:w="2016"/>
+            <w:shd w:val="clear" w:color="auto" w:fill="FFFFFF"/>
+          </w:tcPr>
+          <w:p>
+            <w:r>
+              <w:rPr>
+                <w:sz w:val="18"/>
+              </w:rPr>
+              <w:t>0.85</w:t>
+            </w:r>
+          </w:p>
+        </w:tc>
+        <w:tc>
+          <w:tcPr>
+            <w:tcW w:type="dxa" w:w="4608"/>
+            <w:shd w:val="clear" w:color="auto" w:fill="FFFFFF"/>
+          </w:tcPr>
+          <w:p>
+            <w:r>
+              <w:rPr>
+                <w:sz w:val="18"/>
+              </w:rPr>
+              <w:t>Minimum classifier confidence required for audio announcement.</w:t>
+            </w:r>
+          </w:p>
+        </w:tc>
+        <w:tc>
+          <w:tcPr>
+            <w:tcW w:type="dxa" w:w="1728"/>
+            <w:shd w:val="clear" w:color="auto" w:fill="FFFFFF"/>
+          </w:tcPr>
+          <w:p>
+            <w:r>
+              <w:rPr>
+                <w:sz w:val="18"/>
+              </w:rPr>
               <w:t>--audio-cls-gate 0.7</w:t>
+            </w:r>
+          </w:p>
+        </w:tc>
+      </w:tr>
+      <w:tr>
+        <w:tc>
+          <w:tcPr>
+            <w:tcW w:type="dxa" w:w="2448"/>
+            <w:shd w:val="clear" w:color="auto" w:fill="EBF4FF"/>
+          </w:tcPr>
+          <w:p>
+            <w:r>
+              <w:rPr>
+                <w:sz w:val="18"/>
+              </w:rPr>
+              <w:t>--audio-det-gate</w:t>
+            </w:r>
+          </w:p>
+        </w:tc>
+        <w:tc>
+          <w:tcPr>
+            <w:tcW w:type="dxa" w:w="2016"/>
+            <w:shd w:val="clear" w:color="auto" w:fill="EBF4FF"/>
+          </w:tcPr>
+          <w:p>
+            <w:r>
+              <w:rPr>
+                <w:sz w:val="18"/>
+              </w:rPr>
+              <w:t>0.35</w:t>
+            </w:r>
+          </w:p>
+        </w:tc>
+        <w:tc>
+          <w:tcPr>
+            <w:tcW w:type="dxa" w:w="4608"/>
+            <w:shd w:val="clear" w:color="auto" w:fill="EBF4FF"/>
+          </w:tcPr>
+          <w:p>
+            <w:r>
+              <w:rPr>
+                <w:sz w:val="18"/>
+              </w:rPr>
+              <w:t>Minimum detector confidence required for audio announcement.</w:t>
+            </w:r>
+          </w:p>
+        </w:tc>
+        <w:tc>
+          <w:tcPr>
+            <w:tcW w:type="dxa" w:w="1728"/>
+            <w:shd w:val="clear" w:color="auto" w:fill="EBF4FF"/>
+          </w:tcPr>
+          <w:p>
+            <w:r>
+              <w:rPr>
+                <w:sz w:val="18"/>
+              </w:rPr>
+              <w:t>--audio-det-gate 0.38</w:t>
+            </w:r>
+          </w:p>
+        </w:tc>
+      </w:tr>
+      <w:tr>
+        <w:tc>
+          <w:tcPr>
+            <w:tcW w:type="dxa" w:w="2448"/>
+            <w:shd w:val="clear" w:color="auto" w:fill="FFFFFF"/>
+          </w:tcPr>
+          <w:p>
+            <w:r>
+              <w:rPr>
+                <w:sz w:val="18"/>
+              </w:rPr>
+              <w:t>--audio-strong-cls-gate</w:t>
+            </w:r>
+          </w:p>
+        </w:tc>
+        <w:tc>
+          <w:tcPr>
+            <w:tcW w:type="dxa" w:w="2016"/>
+            <w:shd w:val="clear" w:color="auto" w:fill="FFFFFF"/>
+          </w:tcPr>
+          <w:p>
+            <w:r>
+              <w:rPr>
+                <w:sz w:val="18"/>
+              </w:rPr>
+              <w:t>0.97</w:t>
+            </w:r>
+          </w:p>
+        </w:tc>
+        <w:tc>
+          <w:tcPr>
+            <w:tcW w:type="dxa" w:w="4608"/>
+            <w:shd w:val="clear" w:color="auto" w:fill="FFFFFF"/>
+          </w:tcPr>
+          <w:p>
+            <w:r>
+              <w:rPr>
+                <w:sz w:val="18"/>
+              </w:rPr>
+              <w:t>Classifier confidence that counts as a strong audio confirmation.</w:t>
+            </w:r>
+          </w:p>
+        </w:tc>
+        <w:tc>
+          <w:tcPr>
+            <w:tcW w:type="dxa" w:w="1728"/>
+            <w:shd w:val="clear" w:color="auto" w:fill="FFFFFF"/>
+          </w:tcPr>
+          <w:p>
+            <w:r>
+              <w:rPr>
+                <w:sz w:val="18"/>
+              </w:rPr>
+              <w:t>--audio-strong-cls-gate 0.97</w:t>
+            </w:r>
+          </w:p>
+        </w:tc>
+      </w:tr>
+      <w:tr>
+        <w:tc>
+          <w:tcPr>
+            <w:tcW w:type="dxa" w:w="2448"/>
+            <w:shd w:val="clear" w:color="auto" w:fill="EBF4FF"/>
+          </w:tcPr>
+          <w:p>
+            <w:r>
+              <w:rPr>
+                <w:sz w:val="18"/>
+              </w:rPr>
+              <w:t>--audio-strong-det-gate</w:t>
+            </w:r>
+          </w:p>
+        </w:tc>
+        <w:tc>
+          <w:tcPr>
+            <w:tcW w:type="dxa" w:w="2016"/>
+            <w:shd w:val="clear" w:color="auto" w:fill="EBF4FF"/>
+          </w:tcPr>
+          <w:p>
+            <w:r>
+              <w:rPr>
+                <w:sz w:val="18"/>
+              </w:rPr>
+              <w:t>0.55</w:t>
+            </w:r>
+          </w:p>
+        </w:tc>
+        <w:tc>
+          <w:tcPr>
+            <w:tcW w:type="dxa" w:w="4608"/>
+            <w:shd w:val="clear" w:color="auto" w:fill="EBF4FF"/>
+          </w:tcPr>
+          <w:p>
+            <w:r>
+              <w:rPr>
+                <w:sz w:val="18"/>
+              </w:rPr>
+              <w:t>Detector confidence that counts as a strong audio confirmation.</w:t>
+            </w:r>
+          </w:p>
+        </w:tc>
+        <w:tc>
+          <w:tcPr>
+            <w:tcW w:type="dxa" w:w="1728"/>
+            <w:shd w:val="clear" w:color="auto" w:fill="EBF4FF"/>
+          </w:tcPr>
+          <w:p>
+            <w:r>
+              <w:rPr>
+                <w:sz w:val="18"/>
+              </w:rPr>
+              <w:t>--audio-strong-det-gate 0.55</w:t>
+            </w:r>
+          </w:p>
+        </w:tc>
+      </w:tr>
+      <w:tr>
+        <w:tc>
+          <w:tcPr>
+            <w:tcW w:type="dxa" w:w="2448"/>
+            <w:shd w:val="clear" w:color="auto" w:fill="FFFFFF"/>
+          </w:tcPr>
+          <w:p>
+            <w:r>
+              <w:rPr>
+                <w:sz w:val="18"/>
+              </w:rPr>
+              <w:t>--audio-confirm-gap</w:t>
+            </w:r>
+          </w:p>
+        </w:tc>
+        <w:tc>
+          <w:tcPr>
+            <w:tcW w:type="dxa" w:w="2016"/>
+            <w:shd w:val="clear" w:color="auto" w:fill="FFFFFF"/>
+          </w:tcPr>
+          <w:p>
+            <w:r>
+              <w:rPr>
+                <w:sz w:val="18"/>
+              </w:rPr>
+              <w:t>1.5</w:t>
+            </w:r>
+          </w:p>
+        </w:tc>
+        <w:tc>
+          <w:tcPr>
+            <w:tcW w:type="dxa" w:w="4608"/>
+            <w:shd w:val="clear" w:color="auto" w:fill="FFFFFF"/>
+          </w:tcPr>
+          <w:p>
+            <w:r>
+              <w:rPr>
+                <w:sz w:val="18"/>
+              </w:rPr>
+              <w:t>Max seconds between fresh audio-grade confirmations before the audio confirmation streak resets.</w:t>
+            </w:r>
+          </w:p>
+        </w:tc>
+        <w:tc>
+          <w:tcPr>
+            <w:tcW w:type="dxa" w:w="1728"/>
+            <w:shd w:val="clear" w:color="auto" w:fill="FFFFFF"/>
+          </w:tcPr>
+          <w:p>
+            <w:r>
+              <w:rPr>
+                <w:sz w:val="18"/>
+              </w:rPr>
+              <w:t>--audio-confirm-gap 1.25</w:t>
             </w:r>
           </w:p>
         </w:tc>
@@ -12260,11 +12906,23 @@
         <w:br/>
         <w:t xml:space="preserve">    --sharpness 1.4 --contrast 1.08 \</w:t>
         <w:br/>
-        <w:t xml:space="preserve">    --threads 3 --main-every 1 \</w:t>
-        <w:br/>
-        <w:t xml:space="preserve">    --det-conf 0.30 --cls-conf 0.85 --audio-cls-gate 0.7 \</w:t>
-        <w:br/>
-        <w:t xml:space="preserve">    --audio-stability 1 --audio-debounce 0.10</w:t>
+        <w:t xml:space="preserve">    --threads 3 --main-every 6 \</w:t>
+        <w:br/>
+        <w:t xml:space="preserve">    --result-ttl 2.0 --persist-ttl 4.0 \</w:t>
+        <w:br/>
+        <w:t xml:space="preserve">    --tile-budget 1 --tile-cache-ttl 2.5 --tile-cache-sweeps 1.5 \</w:t>
+        <w:br/>
+        <w:t xml:space="preserve">    --tile-scan-order center --tile-priority-every 0 \</w:t>
+        <w:br/>
+        <w:t xml:space="preserve">    --det-conf 0.35 --tile-conf 0.28 --cls-conf 0.90 \</w:t>
+        <w:br/>
+        <w:t xml:space="preserve">    --classify-every 1 --max-proposals 6 --max-classify-per-cycle 3 \</w:t>
+        <w:br/>
+        <w:t xml:space="preserve">    --min-box-frac 0.018 --track-ttl 45 --track-ttl-sec 3.5 --track-smooth-alpha 0.45 \</w:t>
+        <w:br/>
+        <w:t xml:space="preserve">    --audio-cls-gate 0.92 --audio-det-gate 0.38 --audio-strong-cls-gate 0.97 \</w:t>
+        <w:br/>
+        <w:t xml:space="preserve">    --audio-strong-det-gate 0.55 --audio-stability 2 --audio-confirm-gap 1.25 --audio-debounce 0.35</w:t>
       </w:r>
     </w:p>
     <w:p/>
